--- a/courts/sixth-circuit/ohio/state/supreme-court/petition-for-review/usage/OUTPUT-petition-for-review.docx
+++ b/courts/sixth-circuit/ohio/state/supreme-court/petition-for-review/usage/OUTPUT-petition-for-review.docx
@@ -105,9 +105,7 @@
         <w:t xml:space="preserve"> </w:t>
       </w:r>
       <w:r>
-        <w:t xml:space="preserve">2021</w:t>
-        <w:noBreakHyphen/>
-        <w:t xml:space="preserve">1440</w:t>
+        <w:t xml:space="preserve">2021-⁠1440</w:t>
       </w:r>
     </w:p>
     <w:p>
@@ -223,9 +221,7 @@
         <w:t xml:space="preserve"> </w:t>
       </w:r>
       <w:r>
-        <w:t xml:space="preserve">C</w:t>
-        <w:noBreakHyphen/>
-        <w:t xml:space="preserve">200411</w:t>
+        <w:t xml:space="preserve">C-⁠200411</w:t>
       </w:r>
       <w:r>
         <w:t xml:space="preserve"> </w:t>
@@ -237,9 +233,7 @@
         <w:t xml:space="preserve"> </w:t>
       </w:r>
       <w:r>
-        <w:t xml:space="preserve">C</w:t>
-        <w:noBreakHyphen/>
-        <w:t xml:space="preserve">210125</w:t>
+        <w:t xml:space="preserve">C-⁠210125</w:t>
       </w:r>
     </w:p>
     <w:p>
@@ -2630,13 +2624,7 @@
         <w:pStyle w:val="BodyText"/>
       </w:pPr>
       <w:r>
-        <w:t xml:space="preserve">But the Board denied TWISM’s application. The Board claimed that a “manager” must be a “full-time, W</w:t>
-      </w:r>
-      <w:r>
-        <w:noBreakHyphen/>
-      </w:r>
-      <w:r>
-        <w:t xml:space="preserve">2 employee” of a firm—even though § 4733.16(D) includes no such restriction and even though the Board’s own regulations (e.g., Ohio Adm. Code § 4733-⁠39-⁠02(B)) contradict the Board’s interpretation. TWISM appealed, and the Board—the opposing party in the case—defended its decision by demanding deference. The court of appeals obliged, effectively adopting the Board’s rewritten version of § 4733.16(D) and rubber-stamping its denial of TWISM’s application.</w:t>
+        <w:t xml:space="preserve">But the Board denied TWISM’s application. The Board claimed that a “manager” must be a “full-time, W-⁠2 employee” of a firm—even though § 4733.16(D) includes no such restriction and even though the Board’s own regulations (e.g., Ohio Adm. Code § 4733-⁠39-⁠02(B)) contradict the Board’s interpretation. TWISM appealed, and the Board—the opposing party in the case—defended its decision by demanding deference. The court of appeals obliged, effectively adopting the Board’s rewritten version of § 4733.16(D) and rubber-stamping its denial of TWISM’s application.</w:t>
       </w:r>
     </w:p>
     <w:p>
@@ -2704,13 +2692,7 @@
         <w:t xml:space="preserve">State ex rel. Ferrara v. Trumbull Cty. Bd. of Elections</w:t>
       </w:r>
       <w:r>
-        <w:t xml:space="preserve">, — Ohio St. 3d —, 2021-Ohio</w:t>
-      </w:r>
-      <w:r>
-        <w:noBreakHyphen/>
-      </w:r>
-      <w:r>
-        <w:t xml:space="preserve">3156, ¶ 21 (citing</w:t>
+        <w:t xml:space="preserve">, — Ohio St. 3d —, 2021-Ohio-⁠3156, ¶ 21 (citing</w:t>
       </w:r>
       <w:r>
         <w:t xml:space="preserve"> </w:t>
@@ -3107,13 +3089,7 @@
         <w:pStyle w:val="BodyText"/>
       </w:pPr>
       <w:r>
-        <w:t xml:space="preserve">The Board did not dispute these facts. Instead, it claimed that § 4733.16(D) precludes a firm from designating an independent contractor to serve as the firm’s manager. Even though neither the statute nor the related regulations even mention “employee,” and even though the Board’s regulatory definitions provide otherwise, the Board asserted that a manager had to be a full-time, W</w:t>
-      </w:r>
-      <w:r>
-        <w:noBreakHyphen/>
-      </w:r>
-      <w:r>
-        <w:t xml:space="preserve">2 employee of a firm. Solely on that ground, the Board denied TWISM’s application.</w:t>
+        <w:t xml:space="preserve">The Board did not dispute these facts. Instead, it claimed that § 4733.16(D) precludes a firm from designating an independent contractor to serve as the firm’s manager. Even though neither the statute nor the related regulations even mention “employee,” and even though the Board’s regulatory definitions provide otherwise, the Board asserted that a manager had to be a full-time, W-⁠2 employee of a firm. Solely on that ground, the Board denied TWISM’s application.</w:t>
       </w:r>
     </w:p>
     <w:p>
@@ -3145,13 +3121,7 @@
         <w:pStyle w:val="BodyText"/>
       </w:pPr>
       <w:r>
-        <w:t xml:space="preserve">TWISM appealed to the common pleas court and argued that the Board’s final order was “not supported by reliable, probative, and substantial evidence and [wa]s not in accordance with law.” R.C. § 119.12(D). Because the facts were undisputed and the sole question was one of legal interpretation, the magistrate applied de novo review. The magistrate rejected the Board’s argument that an engineering manager in § 4733.16(D) had to be a full-time, W</w:t>
-      </w:r>
-      <w:r>
-        <w:noBreakHyphen/>
-      </w:r>
-      <w:r>
-        <w:t xml:space="preserve">2 employee. Indeed, the Board “ha[d] not pointed to any statute or rule whereby either the General Assembly or the Board has even arguably imposed such a requirement.” July 23, 2020 Mag. Dec. at 5. Further, the “undisputed evidence before the Board” showed that Cooper “fully met” the “full[-]time” “requirement” in Ohio Adm. Code § 4733-⁠39-⁠02(B).</w:t>
+        <w:t xml:space="preserve">TWISM appealed to the common pleas court and argued that the Board’s final order was “not supported by reliable, probative, and substantial evidence and [wa]s not in accordance with law.” R.C. § 119.12(D). Because the facts were undisputed and the sole question was one of legal interpretation, the magistrate applied de novo review. The magistrate rejected the Board’s argument that an engineering manager in § 4733.16(D) had to be a full-time, W-⁠2 employee. Indeed, the Board “ha[d] not pointed to any statute or rule whereby either the General Assembly or the Board has even arguably imposed such a requirement.” July 23, 2020 Mag. Dec. at 5. Further, the “undisputed evidence before the Board” showed that Cooper “fully met” the “full[-]time” “requirement” in Ohio Adm. Code § 4733-⁠39-⁠02(B).</w:t>
       </w:r>
       <w:r>
         <w:t xml:space="preserve"> </w:t>
@@ -3191,19 +3161,7 @@
         <w:pStyle w:val="BodyText"/>
       </w:pPr>
       <w:r>
-        <w:t xml:space="preserve">Upon the Board’s objections, the trial court reviewed the legal questions de novo and concluded that the Board’s purported requirements—i.e., that a manager must devote all of his professional time to a company as a W</w:t>
-      </w:r>
-      <w:r>
-        <w:noBreakHyphen/>
-      </w:r>
-      <w:r>
-        <w:t xml:space="preserve">2 employee—“are not mandated by the plain text of” § 4733.16(D). App. 16a. The court noted that § 4733.16(D) “does not put forth any requirements regarding what kind of employment, i.e., ‘W</w:t>
-      </w:r>
-      <w:r>
-        <w:noBreakHyphen/>
-      </w:r>
-      <w:r>
-        <w:t xml:space="preserve">2’ or ‘1099’ employment,” is required, or “state that a designated manager must devote all his or her time” to a single firm. App. 16a–17a. The court also looked at the Board’s form-Affidavit, which, as noted above, expressly contemplates engineers’ working for multiple firms. According to the trial court, this “mandatory, state-issued form demonstrates that, contrary to the Board’s interpretation, a designated manager does not have to ‘devote[] all [of] his/​her time to the company as an employee.’” App. 17a. Finally, the trial court said, the Board’s interpretation “creates new, substantive requirements that are not found in” § 4733.16(D).</w:t>
+        <w:t xml:space="preserve">Upon the Board’s objections, the trial court reviewed the legal questions de novo and concluded that the Board’s purported requirements—i.e., that a manager must devote all of his professional time to a company as a W-⁠2 employee—“are not mandated by the plain text of” § 4733.16(D). App. 16a. The court noted that § 4733.16(D) “does not put forth any requirements regarding what kind of employment, i.e., ‘W-⁠2’ or ‘1099’ employment,” is required, or “state that a designated manager must devote all his or her time” to a single firm. App. 16a–17a. The court also looked at the Board’s form-Affidavit, which, as noted above, expressly contemplates engineers’ working for multiple firms. According to the trial court, this “mandatory, state-issued form demonstrates that, contrary to the Board’s interpretation, a designated manager does not have to ‘devote[] all [of] his/​her time to the company as an employee.’” App. 17a. Finally, the trial court said, the Board’s interpretation “creates new, substantive requirements that are not found in” § 4733.16(D).</w:t>
       </w:r>
       <w:r>
         <w:t xml:space="preserve"> </w:t>
@@ -4799,13 +4757,7 @@
         <w:pStyle w:val="BodyTextNote"/>
       </w:pPr>
       <w:r>
-        <w:t xml:space="preserve">Deference to the Board’s interpretation was particularly inappropriate here because the statute is not ambiguous. Section 4733.16(D) required TWISM to “designate one or more full-time partners, managers, members, officers, or directors as being responsible for and in responsible charge of the professional engineering ⁠. ⁠. ⁠. activities and decisions.” The Board demanded deference to its contention that § 4733.16(D) included an additional requirement, that the designated manager (or partner or officer, etc.) be a full-time, W</w:t>
-      </w:r>
-      <w:r>
-        <w:noBreakHyphen/>
-      </w:r>
-      <w:r>
-        <w:t xml:space="preserve">2 employee—even though the statute itself says no such thing. The Board also demanded deference to its interpretation of related regulations, even though the regulations plainly contradict the Board’s interpretation of § 4733.16(D). As noted above, Ohio Adm. Code § 4733-⁠39-⁠02(B) defines “full[-]time” as working “substantially all” of a firm’s engineering hours.</w:t>
+        <w:t xml:space="preserve">Deference to the Board’s interpretation was particularly inappropriate here because the statute is not ambiguous. Section 4733.16(D) required TWISM to “designate one or more full-time partners, managers, members, officers, or directors as being responsible for and in responsible charge of the professional engineering ⁠. ⁠. ⁠. activities and decisions.” The Board demanded deference to its contention that § 4733.16(D) included an additional requirement, that the designated manager (or partner or officer, etc.) be a full-time, W-⁠2 employee—even though the statute itself says no such thing. The Board also demanded deference to its interpretation of related regulations, even though the regulations plainly contradict the Board’s interpretation of § 4733.16(D). As noted above, Ohio Adm. Code § 4733-⁠39-⁠02(B) defines “full[-]time” as working “substantially all” of a firm’s engineering hours.</w:t>
       </w:r>
       <w:r>
         <w:rPr>
@@ -4838,13 +4790,7 @@
         <w:pStyle w:val="BodyText"/>
       </w:pPr>
       <w:r>
-        <w:t xml:space="preserve">The Court should accept jurisdiction and hold that § 4733.16(D) does not require a firm to designate a “full-time, W</w:t>
-      </w:r>
-      <w:r>
-        <w:noBreakHyphen/>
-      </w:r>
-      <w:r>
-        <w:t xml:space="preserve">2 employee” as its manager.</w:t>
+        <w:t xml:space="preserve">The Court should accept jurisdiction and hold that § 4733.16(D) does not require a firm to designate a “full-time, W-⁠2 employee” as its manager.</w:t>
       </w:r>
     </w:p>
     <w:p>
@@ -6563,13 +6509,7 @@
         <w:t xml:space="preserve"> </w:t>
       </w:r>
       <w:r>
-        <w:t xml:space="preserve">Ga. Comp. R. &amp; Regs. 180</w:t>
-      </w:r>
-      <w:r>
-        <w:noBreakHyphen/>
-      </w:r>
-      <w:r>
-        <w:t xml:space="preserve">10-.01(2) (“In order to be considered eligible for a certificate of authorization, any individual who is in responsible charge of the practice of professional engineering for” a firm “shall be a full-time employee of” of the firm “regularly engaged in the practice of professional engineering.”) (emphasis added).</w:t>
+        <w:t xml:space="preserve">Ga. Comp. R. &amp; Regs. 180-⁠10-.01(2) (“In order to be considered eligible for a certificate of authorization, any individual who is in responsible charge of the practice of professional engineering for” a firm “shall be a full-time employee of” of the firm “regularly engaged in the practice of professional engineering.”) (emphasis added).</w:t>
       </w:r>
     </w:p>
   </w:footnote>
@@ -7312,7 +7252,7 @@
     <w:qFormat/>
     <w:pPr>
       <w:keepLines/>
-      <w:spacing w:before="0" w:after="120" w:line="276" w:lineRule="exact"/>
+      <w:spacing w:before="26" w:after="120" w:line="276" w:lineRule="exact"/>
     </w:pPr>
     <w:rPr>
       <w:sz w:val="24"/>
